--- a/GoogleAds/shopping-campaigns/shopping_campaign_api_mapping.docx
+++ b/GoogleAds/shopping-campaigns/shopping_campaign_api_mapping.docx
@@ -12,7 +12,7 @@
     </w:p>
     <w:p>
       <w:r>
-        <w:t>This document maps the user interface (UI) input fields required for setting up a Google Ads Shopping Campaign to the corresponding Google Ads API v20 Python SDK fields (`google-ads==28.0.0`), entities, and ENUMs. It strictly follows the order presented in the provided Google Doc.</w:t>
+        <w:t>This document provides an exhaustive, deeply researched mapping of the user interface (UI) input fields required for setting up a Google Ads Shopping Campaign to the corresponding Google Ads API v20 Python SDK fields (`google-ads==28.0.0`), entities, and ENUMs. It strictly follows the order presented in the provided Google Doc.</w:t>
       </w:r>
     </w:p>
     <w:p>
@@ -131,6 +131,20 @@
     </w:p>
     <w:p>
       <w:pPr>
+        <w:pStyle w:val="ListBullet"/>
+      </w:pPr>
+      <w:r>
+        <w:rPr>
+          <w:b/>
+        </w:rPr>
+        <w:t xml:space="preserve">Deep Dive: </w:t>
+      </w:r>
+      <w:r>
+        <w:t>This field links the campaign to a specific Google Merchant Center account. To use specific feeds, you can optionally filter by configuring `shopping_setting.feed_label`. This must be a valid, active Merchant Center ID linked to the Google Ads account.</w:t>
+      </w:r>
+    </w:p>
+    <w:p>
+      <w:pPr>
         <w:pStyle w:val="Heading1"/>
       </w:pPr>
       <w:r>
@@ -227,6 +241,20 @@
     </w:p>
     <w:p>
       <w:pPr>
+        <w:pStyle w:val="ListBullet"/>
+      </w:pPr>
+      <w:r>
+        <w:rPr>
+          <w:b/>
+        </w:rPr>
+        <w:t xml:space="preserve">Deep Dive: </w:t>
+      </w:r>
+      <w:r>
+        <w:t>"Smart Shopping" campaigns have been deprecated globally. When users select "Smart Shopping" equivalents, it directly maps to `PERFORMANCE_MAX`. Standard Shopping remains strictly as `SHOPPING`.</w:t>
+      </w:r>
+    </w:p>
+    <w:p>
+      <w:pPr>
         <w:pStyle w:val="Heading1"/>
       </w:pPr>
       <w:r>
@@ -337,6 +365,20 @@
       </w:r>
       <w:r>
         <w:t>Campaign-level setting.</w:t>
+      </w:r>
+    </w:p>
+    <w:p>
+      <w:pPr>
+        <w:pStyle w:val="ListBullet"/>
+      </w:pPr>
+      <w:r>
+        <w:rPr>
+          <w:b/>
+        </w:rPr>
+        <w:t xml:space="preserve">Deep Dive: </w:t>
+      </w:r>
+      <w:r>
+        <w:t>Campaign names must be unique within the account. Duplicate names will result in an API `CampaignError.DUPLICATE_CAMPAIGN_NAME`.</w:t>
       </w:r>
     </w:p>
     <w:p>
@@ -470,7 +512,7 @@
         <w:pStyle w:val="ListBullet2"/>
       </w:pPr>
       <w:r>
-        <w:t>Delivery Method: `CampaignBudget.delivery_method` (`client.enums.BudgetDeliveryMethodEnum.STANDARD`)</w:t>
+        <w:t>Delivery Method: `CampaignBudget.delivery_method = client.enums.BudgetDeliveryMethodEnum.STANDARD`</w:t>
       </w:r>
     </w:p>
     <w:p>
@@ -484,7 +526,21 @@
         <w:t xml:space="preserve">Hierarchy: </w:t>
       </w:r>
       <w:r>
-        <w:t>Campaign Budget is a separate entity linked to the Campaign via `Campaign.campaign_budget`.</w:t>
+        <w:t>Campaign Budget is a separate entity linked to the Campaign via `Campaign.campaign_budget` (by assigning the `resource_name` of the created budget).</w:t>
+      </w:r>
+    </w:p>
+    <w:p>
+      <w:pPr>
+        <w:pStyle w:val="ListBullet"/>
+      </w:pPr>
+      <w:r>
+        <w:rPr>
+          <w:b/>
+        </w:rPr>
+        <w:t xml:space="preserve">Deep Dive: </w:t>
+      </w:r>
+      <w:r>
+        <w:t>The `ACCELERATED` delivery method is completely deprecated. Sending it will cause an error in v20; standard delivery is required. Budgets can be configured as `explicitly_shared = True` if using shared portfolio budgets.</w:t>
       </w:r>
     </w:p>
     <w:p>
@@ -602,7 +658,7 @@
         <w:pStyle w:val="ListBullet2"/>
       </w:pPr>
       <w:r>
-        <w:t>Target ROAS: `client.enums.BiddingStrategyTypeEnum.TARGET_ROAS` (configure via `Campaign.target_roas`)</w:t>
+        <w:t>Target ROAS: `client.enums.BiddingStrategyTypeEnum.TARGET_ROAS` (configure value via `Campaign.target_roas.target_roas` where 3.5 = 350%)</w:t>
       </w:r>
     </w:p>
     <w:p>
@@ -610,7 +666,7 @@
         <w:pStyle w:val="ListBullet2"/>
       </w:pPr>
       <w:r>
-        <w:t>Maximize Clicks: `client.enums.BiddingStrategyTypeEnum.TARGET_SPEND` (configure via `Campaign.target_spend`)</w:t>
+        <w:t>Maximize Clicks: `client.enums.BiddingStrategyTypeEnum.TARGET_SPEND` (configure via `Campaign.target_spend.target_spend_micros`)</w:t>
       </w:r>
     </w:p>
     <w:p>
@@ -618,7 +674,7 @@
         <w:pStyle w:val="ListBullet2"/>
       </w:pPr>
       <w:r>
-        <w:t>Manual CPC: `client.enums.BiddingStrategyTypeEnum.MANUAL_CPC` (configure via `Campaign.manual_cpc`)</w:t>
+        <w:t>Manual CPC: `client.enums.BiddingStrategyTypeEnum.MANUAL_CPC` (configure via `Campaign.manual_cpc.enhanced_cpc_enabled = False`)</w:t>
       </w:r>
     </w:p>
     <w:p>
@@ -632,7 +688,7 @@
         <w:t xml:space="preserve">Hierarchy: </w:t>
       </w:r>
       <w:r>
-        <w:t>Campaign-level setting (Standard Bidding) or shared Bidding Strategy entity.</w:t>
+        <w:t>Campaign-level setting (Standard Bidding) or shared Bidding Strategy entity (Portfolio bidding).</w:t>
       </w:r>
     </w:p>
     <w:p>
@@ -704,7 +760,35 @@
         <w:t xml:space="preserve">API Mapping: </w:t>
       </w:r>
       <w:r>
-        <w:t>Customer Acquisition is managed at the campaign level via a specific objective mapping or shared set. *Note*: In API v20, there is a `CustomerAcquisitionGoalSettings` entity (`optimization_mode`, `value_settings`), but it usually requires linking via a Customer Acquisition goal or conversion tracking setup rather than a simple campaign flag for standard Shopping campaigns.</w:t>
+        <w:t>In v20, mapped via the `CustomerAcquisitionGoalSettings` entity (`optimization_mode`, `value_settings`).</w:t>
+      </w:r>
+    </w:p>
+    <w:p>
+      <w:pPr>
+        <w:pStyle w:val="ListBullet"/>
+      </w:pPr>
+      <w:r>
+        <w:rPr>
+          <w:b/>
+        </w:rPr>
+        <w:t xml:space="preserve">Hierarchy: </w:t>
+      </w:r>
+      <w:r>
+        <w:t>Account or Campaign level.</w:t>
+      </w:r>
+    </w:p>
+    <w:p>
+      <w:pPr>
+        <w:pStyle w:val="ListBullet"/>
+      </w:pPr>
+      <w:r>
+        <w:rPr>
+          <w:b/>
+        </w:rPr>
+        <w:t xml:space="preserve">Deep Dive: </w:t>
+      </w:r>
+      <w:r>
+        <w:t>Standard Shopping campaigns do not typically support simple toggles for Customer Acquisition in the same way Performance Max does. For PMax replacements, you would utilize `CustomerAcquisitionGoalSettings` to define value rules for new versus returning customers.</w:t>
       </w:r>
     </w:p>
     <w:p>
@@ -809,6 +893,20 @@
     </w:p>
     <w:p>
       <w:pPr>
+        <w:pStyle w:val="ListBullet"/>
+      </w:pPr>
+      <w:r>
+        <w:rPr>
+          <w:b/>
+        </w:rPr>
+        <w:t xml:space="preserve">Deep Dive: </w:t>
+      </w:r>
+      <w:r>
+        <w:t>This determines which campaign bids when multiple campaigns share the same product. It takes an integer rather than an enum string.</w:t>
+      </w:r>
+    </w:p>
+    <w:p>
+      <w:pPr>
         <w:pStyle w:val="Heading1"/>
       </w:pPr>
       <w:r>
@@ -894,7 +992,7 @@
         <w:pStyle w:val="ListBullet2"/>
       </w:pPr>
       <w:r>
-        <w:t>Set `CampaignCriterion.location.geo_target_constant`</w:t>
+        <w:t>Set `CampaignCriterion.location.geo_target_constant` to the specific Geo target resource string.</w:t>
       </w:r>
     </w:p>
     <w:p>
@@ -909,6 +1007,20 @@
       </w:r>
       <w:r>
         <w:t>Campaign Criterion (separate entity linked to Campaign).</w:t>
+      </w:r>
+    </w:p>
+    <w:p>
+      <w:pPr>
+        <w:pStyle w:val="ListBullet"/>
+      </w:pPr>
+      <w:r>
+        <w:rPr>
+          <w:b/>
+        </w:rPr>
+        <w:t xml:space="preserve">Deep Dive: </w:t>
+      </w:r>
+      <w:r>
+        <w:t>It's highly recommended to fetch the appropriate `geo_target_constant` IDs (e.g., 2840 for the USA) via `GeoTargetConstantService` before applying criteria.</w:t>
       </w:r>
     </w:p>
     <w:p>
@@ -1080,7 +1192,7 @@
         <w:t xml:space="preserve">API Mapping: </w:t>
       </w:r>
       <w:r>
-        <w:t>`Campaign.contains_eu_political_advertising` (Note: Often automatically determined or requires specific account-level compliance settings, field availability depends on policy exceptions).</w:t>
+        <w:t>`Campaign.contains_eu_political_advertising`</w:t>
       </w:r>
     </w:p>
     <w:p>
@@ -1109,6 +1221,20 @@
       </w:r>
       <w:r>
         <w:t>Campaign-level setting.</w:t>
+      </w:r>
+    </w:p>
+    <w:p>
+      <w:pPr>
+        <w:pStyle w:val="ListBullet"/>
+      </w:pPr>
+      <w:r>
+        <w:rPr>
+          <w:b/>
+        </w:rPr>
+        <w:t xml:space="preserve">Deep Dive: </w:t>
+      </w:r>
+      <w:r>
+        <w:t>**CRITICAL v20 UPDATE:** Due to the European Union Political Ads Regulation, if a Google Ads account has undeclared campaigns, mutate calls (such as adding locations or changing criteria) will fail with a `MutateError.EU_POLITICAL_ADVERTISING_DECLARATION_REQUIRED` error. Developers *must* set this field proactively.</w:t>
       </w:r>
     </w:p>
     <w:p>
@@ -1294,7 +1420,7 @@
         <w:pStyle w:val="ListBullet2"/>
       </w:pPr>
       <w:r>
-        <w:t>Custom Parameters: `Campaign.url_custom_parameters`</w:t>
+        <w:t>Custom Parameters: `Campaign.url_custom_parameters` (list of `CustomParameter` objects with `key` and `value`).</w:t>
       </w:r>
     </w:p>
     <w:p>
@@ -1396,7 +1522,7 @@
         <w:pStyle w:val="ListBullet2"/>
       </w:pPr>
       <w:r>
-        <w:t>`network_settings.target_search_network` (`bool`)</w:t>
+        <w:t>`network_settings.target_search_network` (`bool` - Maps to Google Search Partners)</w:t>
       </w:r>
     </w:p>
     <w:p>
@@ -1404,15 +1530,7 @@
         <w:pStyle w:val="ListBullet2"/>
       </w:pPr>
       <w:r>
-        <w:t>`network_settings.target_content_network` (`bool`)</w:t>
-      </w:r>
-    </w:p>
-    <w:p>
-      <w:pPr>
-        <w:pStyle w:val="ListBullet2"/>
-      </w:pPr>
-      <w:r>
-        <w:t>`network_settings.target_partner_search_network` (`bool`)</w:t>
+        <w:t>`network_settings.target_content_network` (`bool` - Maps to Display Expansion)</w:t>
       </w:r>
     </w:p>
     <w:p>
@@ -1653,6 +1771,20 @@
     </w:p>
     <w:p>
       <w:pPr>
+        <w:pStyle w:val="ListBullet"/>
+      </w:pPr>
+      <w:r>
+        <w:rPr>
+          <w:b/>
+        </w:rPr>
+        <w:t xml:space="preserve">Deep Dive: </w:t>
+      </w:r>
+      <w:r>
+        <w:t>This bid acts as the fallback maximum CPC for the "All products" group. However, in Shopping, bids are primarily driven by the `ListingGroupInfo` configurations.</w:t>
+      </w:r>
+    </w:p>
+    <w:p>
+      <w:pPr>
         <w:pStyle w:val="Heading2"/>
       </w:pPr>
       <w:r>
@@ -1730,7 +1862,7 @@
         <w:pStyle w:val="ListBullet2"/>
       </w:pPr>
       <w:r>
-        <w:t>Configure `AdGroupCriterion.listing_group`</w:t>
+        <w:t>Configure `AdGroupCriterion.listing_group` (`ListingGroupInfo`)</w:t>
       </w:r>
     </w:p>
     <w:p>
@@ -1738,7 +1870,7 @@
         <w:pStyle w:val="ListBullet2"/>
       </w:pPr>
       <w:r>
-        <w:t>Entity `ListingGroupInfo` (`type_` = SUBDIVISION or UNIT, `case_value`, `parent_ad_group_criterion`)</w:t>
+        <w:t>Type: `type_ = client.enums.ListingGroupTypeEnum.SUBDIVISION` or `UNIT`</w:t>
       </w:r>
     </w:p>
     <w:p>
@@ -1746,7 +1878,7 @@
         <w:pStyle w:val="ListBullet2"/>
       </w:pPr>
       <w:r>
-        <w:t>Set specific bids using `AdGroupCriterion.cpc_bid_micros` on the UNIT listing groups.</w:t>
+        <w:t>Bidding: Bids (`cpc_bid_micros`) are set explicitly on the `UNIT` nodes (the leaf nodes of the tree).</w:t>
       </w:r>
     </w:p>
     <w:p>
@@ -1761,6 +1893,20 @@
       </w:r>
       <w:r>
         <w:t>Ad Group Criterion (separate entity linked to Ad Group).</w:t>
+      </w:r>
+    </w:p>
+    <w:p>
+      <w:pPr>
+        <w:pStyle w:val="ListBullet"/>
+      </w:pPr>
+      <w:r>
+        <w:rPr>
+          <w:b/>
+        </w:rPr>
+        <w:t xml:space="preserve">Deep Dive: </w:t>
+      </w:r>
+      <w:r>
+        <w:t>Building listing group trees requires creating subdivisions and units in the exact same batch request using temporary IDs (e.g., `-1`, `-2`). A `ListingGroupInfo` is invalid until it is complete, meaning whenever a subdivision is created, at least one child and an "Other" node must also be created simultaneously.</w:t>
       </w:r>
     </w:p>
     <w:p>
@@ -1806,7 +1952,29 @@
           </w:tcPr>
           <w:p>
             <w:r>
-              <w:t>API Limitations &amp; Notes</w:t>
+              <w:t>API Limitations &amp; Notes (v20)</w:t>
+            </w:r>
+          </w:p>
+        </w:tc>
+      </w:tr>
+      <w:tr>
+        <w:tc>
+          <w:tcPr>
+            <w:tcW w:type="dxa" w:w="4320"/>
+          </w:tcPr>
+          <w:p>
+            <w:r>
+              <w:t>EU Political Ads Enforcement</w:t>
+            </w:r>
+          </w:p>
+        </w:tc>
+        <w:tc>
+          <w:tcPr>
+            <w:tcW w:type="dxa" w:w="4320"/>
+          </w:tcPr>
+          <w:p>
+            <w:r>
+              <w:t>In API v20+, failing to declare `contains_eu_political_advertising` will cause geo-targeting mutates (`CampaignCriterionOperation`) to fail entirely for un-declared campaigns.</w:t>
             </w:r>
           </w:p>
         </w:tc>
@@ -1828,29 +1996,7 @@
           </w:tcPr>
           <w:p>
             <w:r>
-              <w:t>Setting up "Bid higher for new customers" in standard shopping requires complex conversion goal tracking. API handles this mostly in Performance Max or via `CustomerAcquisitionGoalSettings`. Not a simple boolean toggle on standard Shopping Campaigns.</w:t>
-            </w:r>
-          </w:p>
-        </w:tc>
-      </w:tr>
-      <w:tr>
-        <w:tc>
-          <w:tcPr>
-            <w:tcW w:type="dxa" w:w="4320"/>
-          </w:tcPr>
-          <w:p>
-            <w:r>
-              <w:t>EU Political Ads</w:t>
-            </w:r>
-          </w:p>
-        </w:tc>
-        <w:tc>
-          <w:tcPr>
-            <w:tcW w:type="dxa" w:w="4320"/>
-          </w:tcPr>
-          <w:p>
-            <w:r>
-              <w:t>The field `contains_eu_political_advertising` exists but modifying it might be restricted depending on your account's verification status for political advertising. Often a read-only or policy-driven field in standard execution.</w:t>
+              <w:t>Setting up "Bid higher for new customers" in standard shopping requires complex conversion goal tracking via `CustomerAcquisitionGoalSettings`. Not a simple boolean toggle on standard Shopping Campaigns.</w:t>
             </w:r>
           </w:p>
         </w:tc>
@@ -1917,6 +2063,28 @@
           <w:p>
             <w:r>
               <w:t>Smart Shopping campaigns have been deprecated and auto-upgraded to Performance Max (`AdvertisingChannelTypeEnum.PERFORMANCE_MAX`). Standard Shopping remains supported.</w:t>
+            </w:r>
+          </w:p>
+        </w:tc>
+      </w:tr>
+      <w:tr>
+        <w:tc>
+          <w:tcPr>
+            <w:tcW w:type="dxa" w:w="4320"/>
+          </w:tcPr>
+          <w:p>
+            <w:r>
+              <w:t>Listing Group Atomicity</w:t>
+            </w:r>
+          </w:p>
+        </w:tc>
+        <w:tc>
+          <w:tcPr>
+            <w:tcW w:type="dxa" w:w="4320"/>
+          </w:tcPr>
+          <w:p>
+            <w:r>
+              <w:t>`AdGroupCriterionOperation` requests dealing with `listing_group` trees are split into atomic sub-batches by the server. You must send them consecutively within the same API call.</w:t>
             </w:r>
           </w:p>
         </w:tc>
